--- a/docs/Code 2/Module 2 Activity 2 figures.docx
+++ b/docs/Code 2/Module 2 Activity 2 figures.docx
@@ -15,7 +15,7 @@
         <w:pStyle w:val="Subtitle"/>
       </w:pPr>
       <w:r>
-        <w:t xml:space="preserve">Full code and outputs</w:t>
+        <w:t xml:space="preserve">Outputs only, no code</w:t>
       </w:r>
     </w:p>
     <w:p>
@@ -34,7 +34,7 @@
         <w:t xml:space="preserve">2026-09-09</w:t>
       </w:r>
     </w:p>
-    <w:bookmarkStart w:id="57" w:name="overview"/>
+    <w:bookmarkStart w:id="60" w:name="overview"/>
     <w:p>
       <w:pPr>
         <w:pStyle w:val="Heading1"/>
@@ -905,6 +905,11 @@
       </w:r>
     </w:p>
     <w:p>
+      <w:r>
+        <w:br w:type="page"/>
+      </w:r>
+    </w:p>
+    <w:p>
       <w:pPr>
         <w:pStyle w:val="FirstParagraph"/>
       </w:pPr>
@@ -970,6 +975,11 @@
       </w:r>
     </w:p>
     <w:p>
+      <w:r>
+        <w:br w:type="page"/>
+      </w:r>
+    </w:p>
+    <w:p>
       <w:pPr>
         <w:pStyle w:val="FirstParagraph"/>
       </w:pPr>
@@ -1048,6 +1058,11 @@
       </w:r>
     </w:p>
     <w:p>
+      <w:r>
+        <w:br w:type="page"/>
+      </w:r>
+    </w:p>
+    <w:p>
       <w:pPr>
         <w:pStyle w:val="FirstParagraph"/>
       </w:pPr>
@@ -1090,7 +1105,7 @@
         </m:sSup>
       </m:oMath>
       <w:r>
-        <w:t xml:space="preserve">, to see how this affects populations dynamics. All of these populations have K=100.</w:t>
+        <w:t xml:space="preserve">, to see how this affects populations dynamics. Use r = 1.3, 1.6, 1.9, 2.2, 2.5, 2.9. All of these populations have K=100.</w:t>
       </w:r>
     </w:p>
     <w:p>
@@ -1168,6 +1183,11 @@
       </w:r>
     </w:p>
     <w:p>
+      <w:r>
+        <w:br w:type="page"/>
+      </w:r>
+    </w:p>
+    <w:p>
       <w:pPr>
         <w:pStyle w:val="FirstParagraph"/>
       </w:pPr>
@@ -1271,9 +1291,14 @@
         <w:t xml:space="preserve">. On the y-axis, the graph shows the observed population growth R; when R is above 1 (the dashed line) the population will increase, when R is below 1 it will decrease. What do you see? Think about this…</w:t>
       </w:r>
     </w:p>
+    <w:p>
+      <w:r>
+        <w:br w:type="page"/>
+      </w:r>
+    </w:p>
     <w:bookmarkEnd w:id="32"/>
     <w:bookmarkEnd w:id="33"/>
-    <w:bookmarkStart w:id="56" w:name="X6a3c28287a810de974d4ad7d01317dc33af453b"/>
+    <w:bookmarkStart w:id="59" w:name="X6a3c28287a810de974d4ad7d01317dc33af453b"/>
     <w:p>
       <w:pPr>
         <w:pStyle w:val="Heading2"/>
@@ -1320,78 +1345,21 @@
         <w:t xml:space="preserve">.</w:t>
       </w:r>
     </w:p>
-    <w:tbl>
-      <w:tblPr>
-        <w:tblStyle w:val="FigureTable"/>
-        <w:tblW w:type="auto" w:w="0"/>
-        <w:jc w:val="center"/>
-        <w:tblLook w:firstRow="0" w:lastRow="0" w:firstColumn="0" w:lastColumn="0"/>
-      </w:tblPr>
-      <w:tblGrid>
-        <w:gridCol w:w="7920"/>
-      </w:tblGrid>
-      <w:tr>
-        <w:tc>
-          <w:tcPr/>
-          <w:p>
-            <w:pPr>
-              <w:pStyle w:val="Compact"/>
-              <w:jc w:val="center"/>
-            </w:pPr>
-            <w:r>
-              <w:t xml:space="preserve">Miami blue butterflies. credit:J.Gage</w:t>
-            </w:r>
-          </w:p>
-        </w:tc>
-      </w:tr>
-    </w:tbl>
-    <w:p>
-      <w:pPr>
-        <w:pStyle w:val="ImageCaption"/>
-      </w:pPr>
-      <w:r>
-        <w:t xml:space="preserve">Miami blue butterflies. credit:J.Gage</w:t>
-      </w:r>
-    </w:p>
-    <w:p>
-      <w:pPr>
-        <w:pStyle w:val="BodyText"/>
-      </w:pPr>
-      <w:r>
-        <w:t xml:space="preserve">Recall that we have 21 years of data where researchers counted the butterflies at several sites across their range. The values are estimated population size each year. Remember that these are</w:t>
-      </w:r>
-      <w:r>
-        <w:t xml:space="preserve"> </w:t>
-      </w:r>
-      <w:r>
-        <w:rPr>
-          <w:b/>
-          <w:bCs/>
-        </w:rPr>
-        <w:t xml:space="preserve">simulated data</w:t>
-      </w:r>
-      <w:r>
-        <w:t xml:space="preserve"> </w:t>
-      </w:r>
-      <w:r>
-        <w:t xml:space="preserve">and do not reflect actual abundances of the butterfly.</w:t>
-      </w:r>
-    </w:p>
-    <w:p>
-      <w:pPr>
-        <w:pStyle w:val="BodyText"/>
+    <w:p>
+      <w:pPr>
+        <w:pStyle w:val="CaptionedFigure"/>
       </w:pPr>
       <w:r>
         <w:drawing>
           <wp:inline>
-            <wp:extent cx="4620126" cy="3696101"/>
+            <wp:extent cx="3810000" cy="2540000"/>
             <wp:effectExtent b="0" l="0" r="0" t="0"/>
-            <wp:docPr descr="" title="" id="36" name="Picture"/>
+            <wp:docPr descr="Miami blue butterflies. credit:J.Gage" title="" id="36" name="Picture"/>
             <a:graphic>
               <a:graphicData uri="http://schemas.openxmlformats.org/drawingml/2006/picture">
                 <pic:pic>
                   <pic:nvPicPr>
-                    <pic:cNvPr descr="Module-2-Activity-2-figures_files/figure-docx/unnamed-chunk-7-1.png" id="37" name="Picture"/>
+                    <pic:cNvPr descr="miami-blue-170302-0336.jpg" id="37" name="Picture"/>
                     <pic:cNvPicPr>
                       <a:picLocks noChangeArrowheads="1" noChangeAspect="1"/>
                     </pic:cNvPicPr>
@@ -1405,7 +1373,7 @@
                   <pic:spPr bwMode="auto">
                     <a:xfrm>
                       <a:off x="0" y="0"/>
-                      <a:ext cx="4620126" cy="3696101"/>
+                      <a:ext cx="3810000" cy="2540000"/>
                     </a:xfrm>
                     <a:prstGeom prst="rect">
                       <a:avLst/>
@@ -1426,6 +1394,38 @@
     </w:p>
     <w:p>
       <w:pPr>
+        <w:pStyle w:val="ImageCaption"/>
+      </w:pPr>
+      <w:r>
+        <w:t xml:space="preserve">Miami blue butterflies. credit:J.Gage</w:t>
+      </w:r>
+    </w:p>
+    <w:p>
+      <w:pPr>
+        <w:pStyle w:val="BodyText"/>
+      </w:pPr>
+      <w:r>
+        <w:t xml:space="preserve">Recall that we have 21 years of data where researchers counted the butterflies at several sites across their range. The values are estimated population size each year. Remember that these are</w:t>
+      </w:r>
+      <w:r>
+        <w:t xml:space="preserve"> </w:t>
+      </w:r>
+      <w:r>
+        <w:rPr>
+          <w:b/>
+          <w:bCs/>
+        </w:rPr>
+        <w:t xml:space="preserve">simulated data</w:t>
+      </w:r>
+      <w:r>
+        <w:t xml:space="preserve"> </w:t>
+      </w:r>
+      <w:r>
+        <w:t xml:space="preserve">and do not reflect actual abundances of the butterfly.</w:t>
+      </w:r>
+    </w:p>
+    <w:p>
+      <w:pPr>
         <w:pStyle w:val="BodyText"/>
       </w:pPr>
       <w:r>
@@ -1438,7 +1438,7 @@
               <a:graphicData uri="http://schemas.openxmlformats.org/drawingml/2006/picture">
                 <pic:pic>
                   <pic:nvPicPr>
-                    <pic:cNvPr descr="Module-2-Activity-2-figures_files/figure-docx/unnamed-chunk-7-2.png" id="40" name="Picture"/>
+                    <pic:cNvPr descr="Module-2-Activity-2-figures_files/figure-docx/unnamed-chunk-7-1.png" id="40" name="Picture"/>
                     <pic:cNvPicPr>
                       <a:picLocks noChangeArrowheads="1" noChangeAspect="1"/>
                     </pic:cNvPicPr>
@@ -1476,967 +1476,6 @@
         <w:pStyle w:val="BodyText"/>
       </w:pPr>
       <w:r>
-        <w:t xml:space="preserve">The above plots show the Miami blue data we collected. The second plot shows that population growth rates can range widely from well above 1 (booming!) to below 1 (declining). Does the observed population growth growth rate (</w:t>
-      </w:r>
-      <w:r>
-        <w:rPr>
-          <w:b/>
-          <w:bCs/>
-        </w:rPr>
-        <w:t xml:space="preserve">obs.R</w:t>
-      </w:r>
-      <w:r>
-        <w:t xml:space="preserve">) change with population size?</w:t>
-      </w:r>
-    </w:p>
-    <w:bookmarkStart w:id="53" w:name="Xd516a6d996ce28c4442422af0c4690a5d687d9e"/>
-    <w:p>
-      <w:pPr>
-        <w:pStyle w:val="Heading4"/>
-      </w:pPr>
-      <w:r>
-        <w:t xml:space="preserve">Question 5: Does the population growth rate (observed R) change with population density for the Miami blue data?</w:t>
-      </w:r>
-    </w:p>
-    <w:p>
-      <w:pPr>
-        <w:pStyle w:val="FirstParagraph"/>
-      </w:pPr>
-      <w:r>
-        <w:t xml:space="preserve">Now let’s use these data to project out 50 years, much like we did last week. We know the population size and the rates of increase/decrease for 20 transitions. Now we want to know what the population size might be in 50 years. Last week we assumed exponential growth and we got some crazy high values.</w:t>
-      </w:r>
-      <w:r>
-        <w:t xml:space="preserve"> </w:t>
-      </w:r>
-      <w:r>
-        <w:rPr>
-          <w:b/>
-          <w:bCs/>
-        </w:rPr>
-        <w:t xml:space="preserve">This week, let’s assume logistic growth, rather than exponential.</w:t>
-      </w:r>
-      <w:r>
-        <w:t xml:space="preserve"> </w:t>
-      </w:r>
-      <w:r>
-        <w:t xml:space="preserve">Will population size substantially increase? Is there a chance the Miami blue will go extinct?</w:t>
-      </w:r>
-    </w:p>
-    <w:p>
-      <w:pPr>
-        <w:pStyle w:val="BodyText"/>
-      </w:pPr>
-      <w:r>
-        <w:t xml:space="preserve">We can answer these questions by randomly sampling from our list of 20 R’s for each transition, just like last week. So, each year the population with increase (or decrease) by one of the randomly sampled R’s in our dataset. We can also estimate K as the mean of the counts (K = 154). We will start our simulations at the minimum number recorded in the surveys n = 22 butterflies.</w:t>
-      </w:r>
-    </w:p>
-    <w:p>
-      <w:pPr>
-        <w:pStyle w:val="SourceCode"/>
-      </w:pPr>
-      <w:r>
-        <w:rPr>
-          <w:rStyle w:val="VerbatimChar"/>
-        </w:rPr>
-        <w:t xml:space="preserve">Warning in DD50yr[t + 1] &lt;- {: number of items to replace is not a multiple of</w:t>
-      </w:r>
-      <w:r>
-        <w:br/>
-      </w:r>
-      <w:r>
-        <w:rPr>
-          <w:rStyle w:val="VerbatimChar"/>
-        </w:rPr>
-        <w:t xml:space="preserve">replacement length</w:t>
-      </w:r>
-      <w:r>
-        <w:br/>
-      </w:r>
-      <w:r>
-        <w:rPr>
-          <w:rStyle w:val="VerbatimChar"/>
-        </w:rPr>
-        <w:t xml:space="preserve">Warning in DD50yr[t + 1] &lt;- {: number of items to replace is not a multiple of</w:t>
-      </w:r>
-      <w:r>
-        <w:br/>
-      </w:r>
-      <w:r>
-        <w:rPr>
-          <w:rStyle w:val="VerbatimChar"/>
-        </w:rPr>
-        <w:t xml:space="preserve">replacement length</w:t>
-      </w:r>
-      <w:r>
-        <w:br/>
-      </w:r>
-      <w:r>
-        <w:rPr>
-          <w:rStyle w:val="VerbatimChar"/>
-        </w:rPr>
-        <w:t xml:space="preserve">Warning in DD50yr[t + 1] &lt;- {: number of items to replace is not a multiple of</w:t>
-      </w:r>
-      <w:r>
-        <w:br/>
-      </w:r>
-      <w:r>
-        <w:rPr>
-          <w:rStyle w:val="VerbatimChar"/>
-        </w:rPr>
-        <w:t xml:space="preserve">replacement length</w:t>
-      </w:r>
-      <w:r>
-        <w:br/>
-      </w:r>
-      <w:r>
-        <w:rPr>
-          <w:rStyle w:val="VerbatimChar"/>
-        </w:rPr>
-        <w:t xml:space="preserve">Warning in DD50yr[t + 1] &lt;- {: number of items to replace is not a multiple of</w:t>
-      </w:r>
-      <w:r>
-        <w:br/>
-      </w:r>
-      <w:r>
-        <w:rPr>
-          <w:rStyle w:val="VerbatimChar"/>
-        </w:rPr>
-        <w:t xml:space="preserve">replacement length</w:t>
-      </w:r>
-      <w:r>
-        <w:br/>
-      </w:r>
-      <w:r>
-        <w:rPr>
-          <w:rStyle w:val="VerbatimChar"/>
-        </w:rPr>
-        <w:t xml:space="preserve">Warning in DD50yr[t + 1] &lt;- {: number of items to replace is not a multiple of</w:t>
-      </w:r>
-      <w:r>
-        <w:br/>
-      </w:r>
-      <w:r>
-        <w:rPr>
-          <w:rStyle w:val="VerbatimChar"/>
-        </w:rPr>
-        <w:t xml:space="preserve">replacement length</w:t>
-      </w:r>
-      <w:r>
-        <w:br/>
-      </w:r>
-      <w:r>
-        <w:rPr>
-          <w:rStyle w:val="VerbatimChar"/>
-        </w:rPr>
-        <w:t xml:space="preserve">Warning in DD50yr[t + 1] &lt;- {: number of items to replace is not a multiple of</w:t>
-      </w:r>
-      <w:r>
-        <w:br/>
-      </w:r>
-      <w:r>
-        <w:rPr>
-          <w:rStyle w:val="VerbatimChar"/>
-        </w:rPr>
-        <w:t xml:space="preserve">replacement length</w:t>
-      </w:r>
-      <w:r>
-        <w:br/>
-      </w:r>
-      <w:r>
-        <w:rPr>
-          <w:rStyle w:val="VerbatimChar"/>
-        </w:rPr>
-        <w:t xml:space="preserve">Warning in DD50yr[t + 1] &lt;- {: number of items to replace is not a multiple of</w:t>
-      </w:r>
-      <w:r>
-        <w:br/>
-      </w:r>
-      <w:r>
-        <w:rPr>
-          <w:rStyle w:val="VerbatimChar"/>
-        </w:rPr>
-        <w:t xml:space="preserve">replacement length</w:t>
-      </w:r>
-      <w:r>
-        <w:br/>
-      </w:r>
-      <w:r>
-        <w:rPr>
-          <w:rStyle w:val="VerbatimChar"/>
-        </w:rPr>
-        <w:t xml:space="preserve">Warning in DD50yr[t + 1] &lt;- {: number of items to replace is not a multiple of</w:t>
-      </w:r>
-      <w:r>
-        <w:br/>
-      </w:r>
-      <w:r>
-        <w:rPr>
-          <w:rStyle w:val="VerbatimChar"/>
-        </w:rPr>
-        <w:t xml:space="preserve">replacement length</w:t>
-      </w:r>
-      <w:r>
-        <w:br/>
-      </w:r>
-      <w:r>
-        <w:rPr>
-          <w:rStyle w:val="VerbatimChar"/>
-        </w:rPr>
-        <w:t xml:space="preserve">Warning in DD50yr[t + 1] &lt;- {: number of items to replace is not a multiple of</w:t>
-      </w:r>
-      <w:r>
-        <w:br/>
-      </w:r>
-      <w:r>
-        <w:rPr>
-          <w:rStyle w:val="VerbatimChar"/>
-        </w:rPr>
-        <w:t xml:space="preserve">replacement length</w:t>
-      </w:r>
-      <w:r>
-        <w:br/>
-      </w:r>
-      <w:r>
-        <w:rPr>
-          <w:rStyle w:val="VerbatimChar"/>
-        </w:rPr>
-        <w:t xml:space="preserve">Warning in DD50yr[t + 1] &lt;- {: number of items to replace is not a multiple of</w:t>
-      </w:r>
-      <w:r>
-        <w:br/>
-      </w:r>
-      <w:r>
-        <w:rPr>
-          <w:rStyle w:val="VerbatimChar"/>
-        </w:rPr>
-        <w:t xml:space="preserve">replacement length</w:t>
-      </w:r>
-      <w:r>
-        <w:br/>
-      </w:r>
-      <w:r>
-        <w:rPr>
-          <w:rStyle w:val="VerbatimChar"/>
-        </w:rPr>
-        <w:t xml:space="preserve">Warning in DD50yr[t + 1] &lt;- {: number of items to replace is not a multiple of</w:t>
-      </w:r>
-      <w:r>
-        <w:br/>
-      </w:r>
-      <w:r>
-        <w:rPr>
-          <w:rStyle w:val="VerbatimChar"/>
-        </w:rPr>
-        <w:t xml:space="preserve">replacement length</w:t>
-      </w:r>
-      <w:r>
-        <w:br/>
-      </w:r>
-      <w:r>
-        <w:rPr>
-          <w:rStyle w:val="VerbatimChar"/>
-        </w:rPr>
-        <w:t xml:space="preserve">Warning in DD50yr[t + 1] &lt;- {: number of items to replace is not a multiple of</w:t>
-      </w:r>
-      <w:r>
-        <w:br/>
-      </w:r>
-      <w:r>
-        <w:rPr>
-          <w:rStyle w:val="VerbatimChar"/>
-        </w:rPr>
-        <w:t xml:space="preserve">replacement length</w:t>
-      </w:r>
-      <w:r>
-        <w:br/>
-      </w:r>
-      <w:r>
-        <w:rPr>
-          <w:rStyle w:val="VerbatimChar"/>
-        </w:rPr>
-        <w:t xml:space="preserve">Warning in DD50yr[t + 1] &lt;- {: number of items to replace is not a multiple of</w:t>
-      </w:r>
-      <w:r>
-        <w:br/>
-      </w:r>
-      <w:r>
-        <w:rPr>
-          <w:rStyle w:val="VerbatimChar"/>
-        </w:rPr>
-        <w:t xml:space="preserve">replacement length</w:t>
-      </w:r>
-      <w:r>
-        <w:br/>
-      </w:r>
-      <w:r>
-        <w:rPr>
-          <w:rStyle w:val="VerbatimChar"/>
-        </w:rPr>
-        <w:t xml:space="preserve">Warning in DD50yr[t + 1] &lt;- {: number of items to replace is not a multiple of</w:t>
-      </w:r>
-      <w:r>
-        <w:br/>
-      </w:r>
-      <w:r>
-        <w:rPr>
-          <w:rStyle w:val="VerbatimChar"/>
-        </w:rPr>
-        <w:t xml:space="preserve">replacement length</w:t>
-      </w:r>
-      <w:r>
-        <w:br/>
-      </w:r>
-      <w:r>
-        <w:rPr>
-          <w:rStyle w:val="VerbatimChar"/>
-        </w:rPr>
-        <w:t xml:space="preserve">Warning in DD50yr[t + 1] &lt;- {: number of items to replace is not a multiple of</w:t>
-      </w:r>
-      <w:r>
-        <w:br/>
-      </w:r>
-      <w:r>
-        <w:rPr>
-          <w:rStyle w:val="VerbatimChar"/>
-        </w:rPr>
-        <w:t xml:space="preserve">replacement length</w:t>
-      </w:r>
-      <w:r>
-        <w:br/>
-      </w:r>
-      <w:r>
-        <w:rPr>
-          <w:rStyle w:val="VerbatimChar"/>
-        </w:rPr>
-        <w:t xml:space="preserve">Warning in DD50yr[t + 1] &lt;- {: number of items to replace is not a multiple of</w:t>
-      </w:r>
-      <w:r>
-        <w:br/>
-      </w:r>
-      <w:r>
-        <w:rPr>
-          <w:rStyle w:val="VerbatimChar"/>
-        </w:rPr>
-        <w:t xml:space="preserve">replacement length</w:t>
-      </w:r>
-      <w:r>
-        <w:br/>
-      </w:r>
-      <w:r>
-        <w:rPr>
-          <w:rStyle w:val="VerbatimChar"/>
-        </w:rPr>
-        <w:t xml:space="preserve">Warning in DD50yr[t + 1] &lt;- {: number of items to replace is not a multiple of</w:t>
-      </w:r>
-      <w:r>
-        <w:br/>
-      </w:r>
-      <w:r>
-        <w:rPr>
-          <w:rStyle w:val="VerbatimChar"/>
-        </w:rPr>
-        <w:t xml:space="preserve">replacement length</w:t>
-      </w:r>
-      <w:r>
-        <w:br/>
-      </w:r>
-      <w:r>
-        <w:rPr>
-          <w:rStyle w:val="VerbatimChar"/>
-        </w:rPr>
-        <w:t xml:space="preserve">Warning in DD50yr[t + 1] &lt;- {: number of items to replace is not a multiple of</w:t>
-      </w:r>
-      <w:r>
-        <w:br/>
-      </w:r>
-      <w:r>
-        <w:rPr>
-          <w:rStyle w:val="VerbatimChar"/>
-        </w:rPr>
-        <w:t xml:space="preserve">replacement length</w:t>
-      </w:r>
-      <w:r>
-        <w:br/>
-      </w:r>
-      <w:r>
-        <w:rPr>
-          <w:rStyle w:val="VerbatimChar"/>
-        </w:rPr>
-        <w:t xml:space="preserve">Warning in DD50yr[t + 1] &lt;- {: number of items to replace is not a multiple of</w:t>
-      </w:r>
-      <w:r>
-        <w:br/>
-      </w:r>
-      <w:r>
-        <w:rPr>
-          <w:rStyle w:val="VerbatimChar"/>
-        </w:rPr>
-        <w:t xml:space="preserve">replacement length</w:t>
-      </w:r>
-      <w:r>
-        <w:br/>
-      </w:r>
-      <w:r>
-        <w:rPr>
-          <w:rStyle w:val="VerbatimChar"/>
-        </w:rPr>
-        <w:t xml:space="preserve">Warning in DD50yr[t + 1] &lt;- {: number of items to replace is not a multiple of</w:t>
-      </w:r>
-      <w:r>
-        <w:br/>
-      </w:r>
-      <w:r>
-        <w:rPr>
-          <w:rStyle w:val="VerbatimChar"/>
-        </w:rPr>
-        <w:t xml:space="preserve">replacement length</w:t>
-      </w:r>
-      <w:r>
-        <w:br/>
-      </w:r>
-      <w:r>
-        <w:rPr>
-          <w:rStyle w:val="VerbatimChar"/>
-        </w:rPr>
-        <w:t xml:space="preserve">Warning in DD50yr[t + 1] &lt;- {: number of items to replace is not a multiple of</w:t>
-      </w:r>
-      <w:r>
-        <w:br/>
-      </w:r>
-      <w:r>
-        <w:rPr>
-          <w:rStyle w:val="VerbatimChar"/>
-        </w:rPr>
-        <w:t xml:space="preserve">replacement length</w:t>
-      </w:r>
-      <w:r>
-        <w:br/>
-      </w:r>
-      <w:r>
-        <w:rPr>
-          <w:rStyle w:val="VerbatimChar"/>
-        </w:rPr>
-        <w:t xml:space="preserve">Warning in DD50yr[t + 1] &lt;- {: number of items to replace is not a multiple of</w:t>
-      </w:r>
-      <w:r>
-        <w:br/>
-      </w:r>
-      <w:r>
-        <w:rPr>
-          <w:rStyle w:val="VerbatimChar"/>
-        </w:rPr>
-        <w:t xml:space="preserve">replacement length</w:t>
-      </w:r>
-      <w:r>
-        <w:br/>
-      </w:r>
-      <w:r>
-        <w:rPr>
-          <w:rStyle w:val="VerbatimChar"/>
-        </w:rPr>
-        <w:t xml:space="preserve">Warning in DD50yr[t + 1] &lt;- {: number of items to replace is not a multiple of</w:t>
-      </w:r>
-      <w:r>
-        <w:br/>
-      </w:r>
-      <w:r>
-        <w:rPr>
-          <w:rStyle w:val="VerbatimChar"/>
-        </w:rPr>
-        <w:t xml:space="preserve">replacement length</w:t>
-      </w:r>
-      <w:r>
-        <w:br/>
-      </w:r>
-      <w:r>
-        <w:rPr>
-          <w:rStyle w:val="VerbatimChar"/>
-        </w:rPr>
-        <w:t xml:space="preserve">Warning in DD50yr[t + 1] &lt;- {: number of items to replace is not a multiple of</w:t>
-      </w:r>
-      <w:r>
-        <w:br/>
-      </w:r>
-      <w:r>
-        <w:rPr>
-          <w:rStyle w:val="VerbatimChar"/>
-        </w:rPr>
-        <w:t xml:space="preserve">replacement length</w:t>
-      </w:r>
-      <w:r>
-        <w:br/>
-      </w:r>
-      <w:r>
-        <w:rPr>
-          <w:rStyle w:val="VerbatimChar"/>
-        </w:rPr>
-        <w:t xml:space="preserve">Warning in DD50yr[t + 1] &lt;- {: number of items to replace is not a multiple of</w:t>
-      </w:r>
-      <w:r>
-        <w:br/>
-      </w:r>
-      <w:r>
-        <w:rPr>
-          <w:rStyle w:val="VerbatimChar"/>
-        </w:rPr>
-        <w:t xml:space="preserve">replacement length</w:t>
-      </w:r>
-      <w:r>
-        <w:br/>
-      </w:r>
-      <w:r>
-        <w:rPr>
-          <w:rStyle w:val="VerbatimChar"/>
-        </w:rPr>
-        <w:t xml:space="preserve">Warning in DD50yr[t + 1] &lt;- {: number of items to replace is not a multiple of</w:t>
-      </w:r>
-      <w:r>
-        <w:br/>
-      </w:r>
-      <w:r>
-        <w:rPr>
-          <w:rStyle w:val="VerbatimChar"/>
-        </w:rPr>
-        <w:t xml:space="preserve">replacement length</w:t>
-      </w:r>
-      <w:r>
-        <w:br/>
-      </w:r>
-      <w:r>
-        <w:rPr>
-          <w:rStyle w:val="VerbatimChar"/>
-        </w:rPr>
-        <w:t xml:space="preserve">Warning in DD50yr[t + 1] &lt;- {: number of items to replace is not a multiple of</w:t>
-      </w:r>
-      <w:r>
-        <w:br/>
-      </w:r>
-      <w:r>
-        <w:rPr>
-          <w:rStyle w:val="VerbatimChar"/>
-        </w:rPr>
-        <w:t xml:space="preserve">replacement length</w:t>
-      </w:r>
-      <w:r>
-        <w:br/>
-      </w:r>
-      <w:r>
-        <w:rPr>
-          <w:rStyle w:val="VerbatimChar"/>
-        </w:rPr>
-        <w:t xml:space="preserve">Warning in DD50yr[t + 1] &lt;- {: number of items to replace is not a multiple of</w:t>
-      </w:r>
-      <w:r>
-        <w:br/>
-      </w:r>
-      <w:r>
-        <w:rPr>
-          <w:rStyle w:val="VerbatimChar"/>
-        </w:rPr>
-        <w:t xml:space="preserve">replacement length</w:t>
-      </w:r>
-      <w:r>
-        <w:br/>
-      </w:r>
-      <w:r>
-        <w:rPr>
-          <w:rStyle w:val="VerbatimChar"/>
-        </w:rPr>
-        <w:t xml:space="preserve">Warning in DD50yr[t + 1] &lt;- {: number of items to replace is not a multiple of</w:t>
-      </w:r>
-      <w:r>
-        <w:br/>
-      </w:r>
-      <w:r>
-        <w:rPr>
-          <w:rStyle w:val="VerbatimChar"/>
-        </w:rPr>
-        <w:t xml:space="preserve">replacement length</w:t>
-      </w:r>
-      <w:r>
-        <w:br/>
-      </w:r>
-      <w:r>
-        <w:rPr>
-          <w:rStyle w:val="VerbatimChar"/>
-        </w:rPr>
-        <w:t xml:space="preserve">Warning in DD50yr[t + 1] &lt;- {: number of items to replace is not a multiple of</w:t>
-      </w:r>
-      <w:r>
-        <w:br/>
-      </w:r>
-      <w:r>
-        <w:rPr>
-          <w:rStyle w:val="VerbatimChar"/>
-        </w:rPr>
-        <w:t xml:space="preserve">replacement length</w:t>
-      </w:r>
-      <w:r>
-        <w:br/>
-      </w:r>
-      <w:r>
-        <w:rPr>
-          <w:rStyle w:val="VerbatimChar"/>
-        </w:rPr>
-        <w:t xml:space="preserve">Warning in DD50yr[t + 1] &lt;- {: number of items to replace is not a multiple of</w:t>
-      </w:r>
-      <w:r>
-        <w:br/>
-      </w:r>
-      <w:r>
-        <w:rPr>
-          <w:rStyle w:val="VerbatimChar"/>
-        </w:rPr>
-        <w:t xml:space="preserve">replacement length</w:t>
-      </w:r>
-      <w:r>
-        <w:br/>
-      </w:r>
-      <w:r>
-        <w:rPr>
-          <w:rStyle w:val="VerbatimChar"/>
-        </w:rPr>
-        <w:t xml:space="preserve">Warning in DD50yr[t + 1] &lt;- {: number of items to replace is not a multiple of</w:t>
-      </w:r>
-      <w:r>
-        <w:br/>
-      </w:r>
-      <w:r>
-        <w:rPr>
-          <w:rStyle w:val="VerbatimChar"/>
-        </w:rPr>
-        <w:t xml:space="preserve">replacement length</w:t>
-      </w:r>
-      <w:r>
-        <w:br/>
-      </w:r>
-      <w:r>
-        <w:rPr>
-          <w:rStyle w:val="VerbatimChar"/>
-        </w:rPr>
-        <w:t xml:space="preserve">Warning in DD50yr[t + 1] &lt;- {: number of items to replace is not a multiple of</w:t>
-      </w:r>
-      <w:r>
-        <w:br/>
-      </w:r>
-      <w:r>
-        <w:rPr>
-          <w:rStyle w:val="VerbatimChar"/>
-        </w:rPr>
-        <w:t xml:space="preserve">replacement length</w:t>
-      </w:r>
-      <w:r>
-        <w:br/>
-      </w:r>
-      <w:r>
-        <w:rPr>
-          <w:rStyle w:val="VerbatimChar"/>
-        </w:rPr>
-        <w:t xml:space="preserve">Warning in DD50yr[t + 1] &lt;- {: number of items to replace is not a multiple of</w:t>
-      </w:r>
-      <w:r>
-        <w:br/>
-      </w:r>
-      <w:r>
-        <w:rPr>
-          <w:rStyle w:val="VerbatimChar"/>
-        </w:rPr>
-        <w:t xml:space="preserve">replacement length</w:t>
-      </w:r>
-      <w:r>
-        <w:br/>
-      </w:r>
-      <w:r>
-        <w:rPr>
-          <w:rStyle w:val="VerbatimChar"/>
-        </w:rPr>
-        <w:t xml:space="preserve">Warning in DD50yr[t + 1] &lt;- {: number of items to replace is not a multiple of</w:t>
-      </w:r>
-      <w:r>
-        <w:br/>
-      </w:r>
-      <w:r>
-        <w:rPr>
-          <w:rStyle w:val="VerbatimChar"/>
-        </w:rPr>
-        <w:t xml:space="preserve">replacement length</w:t>
-      </w:r>
-      <w:r>
-        <w:br/>
-      </w:r>
-      <w:r>
-        <w:rPr>
-          <w:rStyle w:val="VerbatimChar"/>
-        </w:rPr>
-        <w:t xml:space="preserve">Warning in DD50yr[t + 1] &lt;- {: number of items to replace is not a multiple of</w:t>
-      </w:r>
-      <w:r>
-        <w:br/>
-      </w:r>
-      <w:r>
-        <w:rPr>
-          <w:rStyle w:val="VerbatimChar"/>
-        </w:rPr>
-        <w:t xml:space="preserve">replacement length</w:t>
-      </w:r>
-      <w:r>
-        <w:br/>
-      </w:r>
-      <w:r>
-        <w:rPr>
-          <w:rStyle w:val="VerbatimChar"/>
-        </w:rPr>
-        <w:t xml:space="preserve">Warning in DD50yr[t + 1] &lt;- {: number of items to replace is not a multiple of</w:t>
-      </w:r>
-      <w:r>
-        <w:br/>
-      </w:r>
-      <w:r>
-        <w:rPr>
-          <w:rStyle w:val="VerbatimChar"/>
-        </w:rPr>
-        <w:t xml:space="preserve">replacement length</w:t>
-      </w:r>
-      <w:r>
-        <w:br/>
-      </w:r>
-      <w:r>
-        <w:rPr>
-          <w:rStyle w:val="VerbatimChar"/>
-        </w:rPr>
-        <w:t xml:space="preserve">Warning in DD50yr[t + 1] &lt;- {: number of items to replace is not a multiple of</w:t>
-      </w:r>
-      <w:r>
-        <w:br/>
-      </w:r>
-      <w:r>
-        <w:rPr>
-          <w:rStyle w:val="VerbatimChar"/>
-        </w:rPr>
-        <w:t xml:space="preserve">replacement length</w:t>
-      </w:r>
-      <w:r>
-        <w:br/>
-      </w:r>
-      <w:r>
-        <w:rPr>
-          <w:rStyle w:val="VerbatimChar"/>
-        </w:rPr>
-        <w:t xml:space="preserve">Warning in DD50yr[t + 1] &lt;- {: number of items to replace is not a multiple of</w:t>
-      </w:r>
-      <w:r>
-        <w:br/>
-      </w:r>
-      <w:r>
-        <w:rPr>
-          <w:rStyle w:val="VerbatimChar"/>
-        </w:rPr>
-        <w:t xml:space="preserve">replacement length</w:t>
-      </w:r>
-      <w:r>
-        <w:br/>
-      </w:r>
-      <w:r>
-        <w:rPr>
-          <w:rStyle w:val="VerbatimChar"/>
-        </w:rPr>
-        <w:t xml:space="preserve">Warning in DD50yr[t + 1] &lt;- {: number of items to replace is not a multiple of</w:t>
-      </w:r>
-      <w:r>
-        <w:br/>
-      </w:r>
-      <w:r>
-        <w:rPr>
-          <w:rStyle w:val="VerbatimChar"/>
-        </w:rPr>
-        <w:t xml:space="preserve">replacement length</w:t>
-      </w:r>
-      <w:r>
-        <w:br/>
-      </w:r>
-      <w:r>
-        <w:rPr>
-          <w:rStyle w:val="VerbatimChar"/>
-        </w:rPr>
-        <w:t xml:space="preserve">Warning in DD50yr[t + 1] &lt;- {: number of items to replace is not a multiple of</w:t>
-      </w:r>
-      <w:r>
-        <w:br/>
-      </w:r>
-      <w:r>
-        <w:rPr>
-          <w:rStyle w:val="VerbatimChar"/>
-        </w:rPr>
-        <w:t xml:space="preserve">replacement length</w:t>
-      </w:r>
-      <w:r>
-        <w:br/>
-      </w:r>
-      <w:r>
-        <w:rPr>
-          <w:rStyle w:val="VerbatimChar"/>
-        </w:rPr>
-        <w:t xml:space="preserve">Warning in DD50yr[t + 1] &lt;- {: number of items to replace is not a multiple of</w:t>
-      </w:r>
-      <w:r>
-        <w:br/>
-      </w:r>
-      <w:r>
-        <w:rPr>
-          <w:rStyle w:val="VerbatimChar"/>
-        </w:rPr>
-        <w:t xml:space="preserve">replacement length</w:t>
-      </w:r>
-      <w:r>
-        <w:br/>
-      </w:r>
-      <w:r>
-        <w:rPr>
-          <w:rStyle w:val="VerbatimChar"/>
-        </w:rPr>
-        <w:t xml:space="preserve">Warning in DD50yr[t + 1] &lt;- {: number of items to replace is not a multiple of</w:t>
-      </w:r>
-      <w:r>
-        <w:br/>
-      </w:r>
-      <w:r>
-        <w:rPr>
-          <w:rStyle w:val="VerbatimChar"/>
-        </w:rPr>
-        <w:t xml:space="preserve">replacement length</w:t>
-      </w:r>
-      <w:r>
-        <w:br/>
-      </w:r>
-      <w:r>
-        <w:rPr>
-          <w:rStyle w:val="VerbatimChar"/>
-        </w:rPr>
-        <w:t xml:space="preserve">Warning in DD50yr[t + 1] &lt;- {: number of items to replace is not a multiple of</w:t>
-      </w:r>
-      <w:r>
-        <w:br/>
-      </w:r>
-      <w:r>
-        <w:rPr>
-          <w:rStyle w:val="VerbatimChar"/>
-        </w:rPr>
-        <w:t xml:space="preserve">replacement length</w:t>
-      </w:r>
-      <w:r>
-        <w:br/>
-      </w:r>
-      <w:r>
-        <w:rPr>
-          <w:rStyle w:val="VerbatimChar"/>
-        </w:rPr>
-        <w:t xml:space="preserve">Warning in DD50yr[t + 1] &lt;- {: number of items to replace is not a multiple of</w:t>
-      </w:r>
-      <w:r>
-        <w:br/>
-      </w:r>
-      <w:r>
-        <w:rPr>
-          <w:rStyle w:val="VerbatimChar"/>
-        </w:rPr>
-        <w:t xml:space="preserve">replacement length</w:t>
-      </w:r>
-      <w:r>
-        <w:br/>
-      </w:r>
-      <w:r>
-        <w:rPr>
-          <w:rStyle w:val="VerbatimChar"/>
-        </w:rPr>
-        <w:t xml:space="preserve">Warning in DD50yr[t + 1] &lt;- {: number of items to replace is not a multiple of</w:t>
-      </w:r>
-      <w:r>
-        <w:br/>
-      </w:r>
-      <w:r>
-        <w:rPr>
-          <w:rStyle w:val="VerbatimChar"/>
-        </w:rPr>
-        <w:t xml:space="preserve">replacement length</w:t>
-      </w:r>
-      <w:r>
-        <w:br/>
-      </w:r>
-      <w:r>
-        <w:rPr>
-          <w:rStyle w:val="VerbatimChar"/>
-        </w:rPr>
-        <w:t xml:space="preserve">Warning in DD50yr[t + 1] &lt;- {: number of items to replace is not a multiple of</w:t>
-      </w:r>
-      <w:r>
-        <w:br/>
-      </w:r>
-      <w:r>
-        <w:rPr>
-          <w:rStyle w:val="VerbatimChar"/>
-        </w:rPr>
-        <w:t xml:space="preserve">replacement length</w:t>
-      </w:r>
-      <w:r>
-        <w:br/>
-      </w:r>
-      <w:r>
-        <w:rPr>
-          <w:rStyle w:val="VerbatimChar"/>
-        </w:rPr>
-        <w:t xml:space="preserve">Warning in DD50yr[t + 1] &lt;- {: number of items to replace is not a multiple of</w:t>
-      </w:r>
-      <w:r>
-        <w:br/>
-      </w:r>
-      <w:r>
-        <w:rPr>
-          <w:rStyle w:val="VerbatimChar"/>
-        </w:rPr>
-        <w:t xml:space="preserve">replacement length</w:t>
-      </w:r>
-      <w:r>
-        <w:br/>
-      </w:r>
-      <w:r>
-        <w:rPr>
-          <w:rStyle w:val="VerbatimChar"/>
-        </w:rPr>
-        <w:t xml:space="preserve">Warning in DD50yr[t + 1] &lt;- {: number of items to replace is not a multiple of</w:t>
-      </w:r>
-      <w:r>
-        <w:br/>
-      </w:r>
-      <w:r>
-        <w:rPr>
-          <w:rStyle w:val="VerbatimChar"/>
-        </w:rPr>
-        <w:t xml:space="preserve">replacement length</w:t>
-      </w:r>
-      <w:r>
-        <w:br/>
-      </w:r>
-      <w:r>
-        <w:rPr>
-          <w:rStyle w:val="VerbatimChar"/>
-        </w:rPr>
-        <w:t xml:space="preserve">Warning in DD50yr[t + 1] &lt;- {: number of items to replace is not a multiple of</w:t>
-      </w:r>
-      <w:r>
-        <w:br/>
-      </w:r>
-      <w:r>
-        <w:rPr>
-          <w:rStyle w:val="VerbatimChar"/>
-        </w:rPr>
-        <w:t xml:space="preserve">replacement length</w:t>
-      </w:r>
-    </w:p>
-    <w:p>
-      <w:pPr>
-        <w:pStyle w:val="FirstParagraph"/>
-      </w:pPr>
-      <w:r>
         <w:drawing>
           <wp:inline>
             <wp:extent cx="4620126" cy="3696101"/>
@@ -2446,7 +1485,7 @@
               <a:graphicData uri="http://schemas.openxmlformats.org/drawingml/2006/picture">
                 <pic:pic>
                   <pic:nvPicPr>
-                    <pic:cNvPr descr="Module-2-Activity-2-figures_files/figure-docx/unnamed-chunk-8-1.png" id="43" name="Picture"/>
+                    <pic:cNvPr descr="Module-2-Activity-2-figures_files/figure-docx/unnamed-chunk-7-2.png" id="43" name="Picture"/>
                     <pic:cNvPicPr>
                       <a:picLocks noChangeArrowheads="1" noChangeAspect="1"/>
                     </pic:cNvPicPr>
@@ -2484,95 +1523,50 @@
         <w:pStyle w:val="BodyText"/>
       </w:pPr>
       <w:r>
-        <w:t xml:space="preserve">There we have it. The population is predicted to increase until it reaches 154 butterflies and then stabilize. So, even though we are randomly selecting the R values that range from ~0.1 to 5, we still have a population that is stable at carrying capacity. That’s when the carrying capacity is equal to the population size (i.e. when</w:t>
-      </w:r>
-      <w:r>
-        <w:t xml:space="preserve"> </w:t>
-      </w:r>
-      <m:oMath>
-        <m:f>
-          <m:fPr>
-            <m:type m:val="bar"/>
-          </m:fPr>
-          <m:num>
-            <m:sSub>
-              <m:e>
-                <m:r>
-                  <m:t>N</m:t>
-                </m:r>
-              </m:e>
-              <m:sub>
-                <m:r>
-                  <m:t>t</m:t>
-                </m:r>
-              </m:sub>
-            </m:sSub>
-          </m:num>
-          <m:den>
-            <m:r>
-              <m:t>K</m:t>
-            </m:r>
-          </m:den>
-        </m:f>
-        <m:r>
-          <m:rPr>
-            <m:sty m:val="p"/>
-          </m:rPr>
-          <m:t>=</m:t>
-        </m:r>
-        <m:r>
-          <m:t>1</m:t>
-        </m:r>
-      </m:oMath>
-      <w:r>
-        <w:t xml:space="preserve">) the equation becomes</w:t>
-      </w:r>
-      <w:r>
-        <w:t xml:space="preserve"> </w:t>
-      </w:r>
-      <m:oMath>
-        <m:sSub>
-          <m:e>
-            <m:r>
-              <m:t>N</m:t>
-            </m:r>
-          </m:e>
-          <m:sub>
-            <m:r>
-              <m:t>t</m:t>
-            </m:r>
-            <m:r>
-              <m:rPr>
-                <m:sty m:val="p"/>
-              </m:rPr>
-              <m:t>+</m:t>
-            </m:r>
-            <m:r>
-              <m:t>1</m:t>
-            </m:r>
-          </m:sub>
-        </m:sSub>
-        <m:r>
-          <m:rPr>
-            <m:sty m:val="p"/>
-          </m:rPr>
-          <m:t>=</m:t>
-        </m:r>
-        <m:sSub>
-          <m:e>
-            <m:r>
-              <m:t>N</m:t>
-            </m:r>
-          </m:e>
-          <m:sub>
-            <m:r>
-              <m:t>t</m:t>
-            </m:r>
-          </m:sub>
-        </m:sSub>
-      </m:oMath>
-      <w:r>
-        <w:t xml:space="preserve">. Is this realistic? Why was there so much fluctuation in the real data we collected? …What’s that? You think slight annual fluctuations to environmental conditions? Great! Let’s build in some environmental stochasticity.</w:t>
+        <w:t xml:space="preserve">The above plots show the Miami blue data we collected. The second plot shows that population growth rates can range widely from well above 1 (booming!) to below 1 (declining). Does the observed population growth growth rate (</w:t>
+      </w:r>
+      <w:r>
+        <w:rPr>
+          <w:b/>
+          <w:bCs/>
+        </w:rPr>
+        <w:t xml:space="preserve">obs.R</w:t>
+      </w:r>
+      <w:r>
+        <w:t xml:space="preserve">) change with population size?</w:t>
+      </w:r>
+    </w:p>
+    <w:bookmarkStart w:id="56" w:name="Xd516a6d996ce28c4442422af0c4690a5d687d9e"/>
+    <w:p>
+      <w:pPr>
+        <w:pStyle w:val="Heading4"/>
+      </w:pPr>
+      <w:r>
+        <w:t xml:space="preserve">Question 5: Does the population growth rate (observed R) change with population density for the Miami blue data?</w:t>
+      </w:r>
+    </w:p>
+    <w:p>
+      <w:pPr>
+        <w:pStyle w:val="FirstParagraph"/>
+      </w:pPr>
+      <w:r>
+        <w:t xml:space="preserve">Now let’s use these data to project out 50 years, much like we did last week. We know the population size and the rates of increase/decrease for 20 transitions. Now we want to know what the population size might be in 50 years. Last week we assumed exponential growth and we got some crazy high values.</w:t>
+      </w:r>
+      <w:r>
+        <w:t xml:space="preserve"> </w:t>
+      </w:r>
+      <w:r>
+        <w:rPr>
+          <w:b/>
+          <w:bCs/>
+        </w:rPr>
+        <w:t xml:space="preserve">This week, let’s assume logistic growth, rather than exponential.</w:t>
+      </w:r>
+      <w:r>
+        <w:t xml:space="preserve"> </w:t>
+      </w:r>
+      <w:r>
+        <w:t xml:space="preserve">Will population size substantially increase? Is there a chance the Miami blue will go extinct?</w:t>
       </w:r>
     </w:p>
     <w:p>
@@ -2580,7 +1574,7 @@
         <w:pStyle w:val="BodyText"/>
       </w:pPr>
       <w:r>
-        <w:t xml:space="preserve">We build in environmental stochasticity by having K vary from year to year, because we could assume the environmental conditions (K) might not be the same every year for many reasons. We could estimate this variability, but for simplicity we will just say K varies randomly form year to year with a mean of 154 and a standard deviation of 50 (this seems a good approximation based on the data). We will assume R is 2, assuming that at low densities the population could double each year. Now we can select a K value at random for each transition year to estimate the 50-year dynamics for one hypothetical population.</w:t>
+        <w:t xml:space="preserve">We can answer these questions by randomly sampling from our list of 20 R’s for each transition, just like last week. So, each year the population with increase (or decrease) by one of the randomly sampled R’s in our dataset. We can also estimate K as the mean of the counts (K = 154). We will start our simulations at the minimum number recorded in the surveys n = 22 butterflies.</w:t>
       </w:r>
     </w:p>
     <w:p>
@@ -2597,7 +1591,7 @@
               <a:graphicData uri="http://schemas.openxmlformats.org/drawingml/2006/picture">
                 <pic:pic>
                   <pic:nvPicPr>
-                    <pic:cNvPr descr="Module-2-Activity-2-figures_files/figure-docx/unnamed-chunk-9-1.png" id="46" name="Picture"/>
+                    <pic:cNvPr descr="Module-2-Activity-2-figures_files/figure-docx/unnamed-chunk-8-1.png" id="46" name="Picture"/>
                     <pic:cNvPicPr>
                       <a:picLocks noChangeArrowheads="1" noChangeAspect="1"/>
                     </pic:cNvPicPr>
@@ -2635,7 +1629,103 @@
         <w:pStyle w:val="BodyText"/>
       </w:pPr>
       <w:r>
-        <w:t xml:space="preserve">Above we have the graph for one hypothetical population with K’s bouncing randomly around the mean population density estimated from our actual sample data. We can also plot the observed R against the population density. Why do we see the pattern below?</w:t>
+        <w:t xml:space="preserve">There we have it. The population is predicted to increase until it reaches 154 butterflies and then stabilize. So, even though we are randomly selecting the R values that range from ~0.1 to 5, we still have a population that is stable at carrying capacity. That’s when the carrying capacity is equal to the population size (i.e. when</w:t>
+      </w:r>
+      <w:r>
+        <w:t xml:space="preserve"> </w:t>
+      </w:r>
+      <m:oMath>
+        <m:f>
+          <m:fPr>
+            <m:type m:val="bar"/>
+          </m:fPr>
+          <m:num>
+            <m:sSub>
+              <m:e>
+                <m:r>
+                  <m:t>N</m:t>
+                </m:r>
+              </m:e>
+              <m:sub>
+                <m:r>
+                  <m:t>t</m:t>
+                </m:r>
+              </m:sub>
+            </m:sSub>
+          </m:num>
+          <m:den>
+            <m:r>
+              <m:t>K</m:t>
+            </m:r>
+          </m:den>
+        </m:f>
+        <m:r>
+          <m:rPr>
+            <m:sty m:val="p"/>
+          </m:rPr>
+          <m:t>=</m:t>
+        </m:r>
+        <m:r>
+          <m:t>1</m:t>
+        </m:r>
+      </m:oMath>
+      <w:r>
+        <w:t xml:space="preserve">) the equation becomes</w:t>
+      </w:r>
+      <w:r>
+        <w:t xml:space="preserve"> </w:t>
+      </w:r>
+      <m:oMath>
+        <m:sSub>
+          <m:e>
+            <m:r>
+              <m:t>N</m:t>
+            </m:r>
+          </m:e>
+          <m:sub>
+            <m:r>
+              <m:t>t</m:t>
+            </m:r>
+            <m:r>
+              <m:rPr>
+                <m:sty m:val="p"/>
+              </m:rPr>
+              <m:t>+</m:t>
+            </m:r>
+            <m:r>
+              <m:t>1</m:t>
+            </m:r>
+          </m:sub>
+        </m:sSub>
+        <m:r>
+          <m:rPr>
+            <m:sty m:val="p"/>
+          </m:rPr>
+          <m:t>=</m:t>
+        </m:r>
+        <m:sSub>
+          <m:e>
+            <m:r>
+              <m:t>N</m:t>
+            </m:r>
+          </m:e>
+          <m:sub>
+            <m:r>
+              <m:t>t</m:t>
+            </m:r>
+          </m:sub>
+        </m:sSub>
+      </m:oMath>
+      <w:r>
+        <w:t xml:space="preserve">. Is this realistic? Why was there so much fluctuation in the real data we collected? …What’s that? You think slight annual fluctuations to environmental conditions? Great! Let’s build in some environmental stochasticity.</w:t>
+      </w:r>
+    </w:p>
+    <w:p>
+      <w:pPr>
+        <w:pStyle w:val="BodyText"/>
+      </w:pPr>
+      <w:r>
+        <w:t xml:space="preserve">We build in environmental stochasticity by having K vary from year to year, because we could assume the environmental conditions (K) might not be the same every year for many reasons. We could estimate this variability, but for simplicity we will just say K varies randomly form year to year with a mean of 154 and a standard deviation of 50 (this seems a good approximation based on the data). We will assume R is 2, assuming that at low densities the population could double each year. Now we can select a K value at random for each transition year to estimate the 50-year dynamics for one hypothetical population.</w:t>
       </w:r>
     </w:p>
     <w:p>
@@ -2652,7 +1742,7 @@
               <a:graphicData uri="http://schemas.openxmlformats.org/drawingml/2006/picture">
                 <pic:pic>
                   <pic:nvPicPr>
-                    <pic:cNvPr descr="Module-2-Activity-2-figures_files/figure-docx/unnamed-chunk-10-1.png" id="49" name="Picture"/>
+                    <pic:cNvPr descr="Module-2-Activity-2-figures_files/figure-docx/unnamed-chunk-9-1.png" id="49" name="Picture"/>
                     <pic:cNvPicPr>
                       <a:picLocks noChangeArrowheads="1" noChangeAspect="1"/>
                     </pic:cNvPicPr>
@@ -2690,27 +1780,7 @@
         <w:pStyle w:val="BodyText"/>
       </w:pPr>
       <w:r>
-        <w:t xml:space="preserve">Pretty neat, but this is just one simulation, so how much can we really say. Let’s do a bunch. First setup the function.</w:t>
-      </w:r>
-    </w:p>
-    <w:p>
-      <w:pPr>
-        <w:pStyle w:val="BodyText"/>
-      </w:pPr>
-      <w:r>
-        <w:t xml:space="preserve">Let’s do the 100 simulations by setting</w:t>
-      </w:r>
-      <w:r>
-        <w:t xml:space="preserve"> </w:t>
-      </w:r>
-      <w:r>
-        <w:t xml:space="preserve">‘sims=100’</w:t>
-      </w:r>
-      <w:r>
-        <w:t xml:space="preserve"> </w:t>
-      </w:r>
-      <w:r>
-        <w:t xml:space="preserve">in the function below.</w:t>
+        <w:t xml:space="preserve">Above we have the graph for one hypothetical population with K’s bouncing randomly around the mean population density estimated from our actual sample data. We can also plot the observed R against the population density. Why do we see the pattern below?</w:t>
       </w:r>
     </w:p>
     <w:p>
@@ -2727,7 +1797,7 @@
               <a:graphicData uri="http://schemas.openxmlformats.org/drawingml/2006/picture">
                 <pic:pic>
                   <pic:nvPicPr>
-                    <pic:cNvPr descr="Module-2-Activity-2-figures_files/figure-docx/unnamed-chunk-12-1.png" id="52" name="Picture"/>
+                    <pic:cNvPr descr="Module-2-Activity-2-figures_files/figure-docx/unnamed-chunk-10-1.png" id="52" name="Picture"/>
                     <pic:cNvPicPr>
                       <a:picLocks noChangeArrowheads="1" noChangeAspect="1"/>
                     </pic:cNvPicPr>
@@ -2765,6 +1835,81 @@
         <w:pStyle w:val="BodyText"/>
       </w:pPr>
       <w:r>
+        <w:t xml:space="preserve">Pretty neat, but this is just one simulation, so how much can we really say. Let’s do a bunch. First setup the function.</w:t>
+      </w:r>
+    </w:p>
+    <w:p>
+      <w:pPr>
+        <w:pStyle w:val="BodyText"/>
+      </w:pPr>
+      <w:r>
+        <w:t xml:space="preserve">Let’s do the 100 simulations by setting</w:t>
+      </w:r>
+      <w:r>
+        <w:t xml:space="preserve"> </w:t>
+      </w:r>
+      <w:r>
+        <w:t xml:space="preserve">‘sims=100’</w:t>
+      </w:r>
+      <w:r>
+        <w:t xml:space="preserve"> </w:t>
+      </w:r>
+      <w:r>
+        <w:t xml:space="preserve">in the function below.</w:t>
+      </w:r>
+    </w:p>
+    <w:p>
+      <w:pPr>
+        <w:pStyle w:val="BodyText"/>
+      </w:pPr>
+      <w:r>
+        <w:drawing>
+          <wp:inline>
+            <wp:extent cx="4620126" cy="3696101"/>
+            <wp:effectExtent b="0" l="0" r="0" t="0"/>
+            <wp:docPr descr="" title="" id="54" name="Picture"/>
+            <a:graphic>
+              <a:graphicData uri="http://schemas.openxmlformats.org/drawingml/2006/picture">
+                <pic:pic>
+                  <pic:nvPicPr>
+                    <pic:cNvPr descr="Module-2-Activity-2-figures_files/figure-docx/unnamed-chunk-12-1.png" id="55" name="Picture"/>
+                    <pic:cNvPicPr>
+                      <a:picLocks noChangeArrowheads="1" noChangeAspect="1"/>
+                    </pic:cNvPicPr>
+                  </pic:nvPicPr>
+                  <pic:blipFill>
+                    <a:blip r:embed="rId53"/>
+                    <a:stretch>
+                      <a:fillRect/>
+                    </a:stretch>
+                  </pic:blipFill>
+                  <pic:spPr bwMode="auto">
+                    <a:xfrm>
+                      <a:off x="0" y="0"/>
+                      <a:ext cx="4620126" cy="3696101"/>
+                    </a:xfrm>
+                    <a:prstGeom prst="rect">
+                      <a:avLst/>
+                    </a:prstGeom>
+                    <a:noFill/>
+                    <a:ln w="9525">
+                      <a:noFill/>
+                      <a:headEnd/>
+                      <a:tailEnd/>
+                    </a:ln>
+                  </pic:spPr>
+                </pic:pic>
+              </a:graphicData>
+            </a:graphic>
+          </wp:inline>
+        </w:drawing>
+      </w:r>
+    </w:p>
+    <w:p>
+      <w:pPr>
+        <w:pStyle w:val="BodyText"/>
+      </w:pPr>
+      <w:r>
         <w:t xml:space="preserve">What do we see? Are they all the same? Do we get any crazy high values? Any extinct populations?</w:t>
       </w:r>
     </w:p>
@@ -2837,7 +1982,7 @@
         <w:rPr>
           <w:rStyle w:val="VerbatimChar"/>
         </w:rPr>
-        <w:t xml:space="preserve">     n_DD_extinct n_max q02.5   q97.5</w:t>
+        <w:t xml:space="preserve">  n_DD_extinct n_max q02.5   q97.5</w:t>
       </w:r>
       <w:r>
         <w:br/>
@@ -2846,11 +1991,11 @@
         <w:rPr>
           <w:rStyle w:val="VerbatimChar"/>
         </w:rPr>
-        <w:t xml:space="preserve">2.5%            0   211 46.95 197.625</w:t>
-      </w:r>
-    </w:p>
-    <w:bookmarkEnd w:id="53"/>
-    <w:bookmarkStart w:id="54" w:name="Xdc7c115b482dd8a8cf8ce7f04341d3ee1936ccb"/>
+        <w:t xml:space="preserve">1            0   211 46.95 197.625</w:t>
+      </w:r>
+    </w:p>
+    <w:bookmarkEnd w:id="56"/>
+    <w:bookmarkStart w:id="57" w:name="Xdc7c115b482dd8a8cf8ce7f04341d3ee1936ccb"/>
     <w:p>
       <w:pPr>
         <w:pStyle w:val="Heading4"/>
@@ -2859,8 +2004,8 @@
         <w:t xml:space="preserve">Question 6: From the Miami blue simulations, what is 6.1) percent that went extinct?, 6.2) the maximum population size, 6.3) 2.5% quantile and 6.4) 97.5% quantiles?</w:t>
       </w:r>
     </w:p>
-    <w:bookmarkEnd w:id="54"/>
-    <w:bookmarkStart w:id="55" w:name="X8f57e23a9be56411205b30960e2f35c87b7fd8f"/>
+    <w:bookmarkEnd w:id="57"/>
+    <w:bookmarkStart w:id="58" w:name="X8f57e23a9be56411205b30960e2f35c87b7fd8f"/>
     <w:p>
       <w:pPr>
         <w:pStyle w:val="Heading4"/>
@@ -2869,9 +2014,9 @@
         <w:t xml:space="preserve">Question 7: In 100-200 words, describe the biological interpretation of these simulations. Given your management actions (see video), what would you tell a land manager about the probability of extinction for the Miami blue butter within the next 50 years? Or, how large they might be able to expect the population to be in 50 years? Explain the assumptions of you models. Do you believe this is a realistic scenario? Why or why not and compare to the density-independent model?</w:t>
       </w:r>
     </w:p>
-    <w:bookmarkEnd w:id="55"/>
-    <w:bookmarkEnd w:id="56"/>
-    <w:bookmarkEnd w:id="57"/>
+    <w:bookmarkEnd w:id="58"/>
+    <w:bookmarkEnd w:id="59"/>
+    <w:bookmarkEnd w:id="60"/>
     <w:sectPr>
       <w:footnotePr>
         <w:numRestart w:val="eachSect"/>
